--- a/examples/filter/doc/15-seasonal-adjustment-filter.docx
+++ b/examples/filter/doc/15-seasonal-adjustment-filter.docx
@@ -621,7 +621,7 @@
               <a:graphicData uri="http://schemas.openxmlformats.org/drawingml/2006/picture">
                 <pic:pic>
                   <pic:nvPicPr>
-                    <pic:cNvPr descr="/home/gpca/tspredit/examples/filter/doc/15-seasonal-adjustment-filter_files/28c5f8054104f5c835f0cfd96c47b5cb1361c188.png" id="11" name="Picture"/>
+                    <pic:cNvPr descr="C:\Git\cefet-rj-dal\tspredit\examples\filter\doc\15-seasonal-adjustment-filter_files/557299ab89e673622f41e4abba79e80ae6a90507.png" id="11" name="Picture"/>
                     <pic:cNvPicPr>
                       <a:picLocks noChangeArrowheads="1" noChangeAspect="1"/>
                     </pic:cNvPicPr>
@@ -957,7 +957,7 @@
               <a:graphicData uri="http://schemas.openxmlformats.org/drawingml/2006/picture">
                 <pic:pic>
                   <pic:nvPicPr>
-                    <pic:cNvPr descr="/home/gpca/tspredit/examples/filter/doc/15-seasonal-adjustment-filter_files/ee8a6edfe4281db0f307ed555fe7d798da43480d.png" id="14" name="Picture"/>
+                    <pic:cNvPr descr="C:\Git\cefet-rj-dal\tspredit\examples\filter\doc\15-seasonal-adjustment-filter_files/6d569991444938d866776ec362e608f39b15a05c.png" id="14" name="Picture"/>
                     <pic:cNvPicPr>
                       <a:picLocks noChangeArrowheads="1" noChangeAspect="1"/>
                     </pic:cNvPicPr>

--- a/examples/filter/doc/15-seasonal-adjustment-filter.docx
+++ b/examples/filter/doc/15-seasonal-adjustment-filter.docx
@@ -621,7 +621,7 @@
               <a:graphicData uri="http://schemas.openxmlformats.org/drawingml/2006/picture">
                 <pic:pic>
                   <pic:nvPicPr>
-                    <pic:cNvPr descr="C:\Git\cefet-rj-dal\tspredit\examples\filter\doc\15-seasonal-adjustment-filter_files/557299ab89e673622f41e4abba79e80ae6a90507.png" id="11" name="Picture"/>
+                    <pic:cNvPr descr="C:\Git\dal\tspredit\examples\filter\doc\15-seasonal-adjustment-filter_files/557299ab89e673622f41e4abba79e80ae6a90507.png" id="11" name="Picture"/>
                     <pic:cNvPicPr>
                       <a:picLocks noChangeArrowheads="1" noChangeAspect="1"/>
                     </pic:cNvPicPr>
@@ -957,7 +957,7 @@
               <a:graphicData uri="http://schemas.openxmlformats.org/drawingml/2006/picture">
                 <pic:pic>
                   <pic:nvPicPr>
-                    <pic:cNvPr descr="C:\Git\cefet-rj-dal\tspredit\examples\filter\doc\15-seasonal-adjustment-filter_files/6d569991444938d866776ec362e608f39b15a05c.png" id="14" name="Picture"/>
+                    <pic:cNvPr descr="C:\Git\dal\tspredit\examples\filter\doc\15-seasonal-adjustment-filter_files/6d569991444938d866776ec362e608f39b15a05c.png" id="14" name="Picture"/>
                     <pic:cNvPicPr>
                       <a:picLocks noChangeArrowheads="1" noChangeAspect="1"/>
                     </pic:cNvPicPr>

--- a/examples/filter/doc/15-seasonal-adjustment-filter.docx
+++ b/examples/filter/doc/15-seasonal-adjustment-filter.docx
@@ -181,6 +181,21 @@
       </w:r>
       <w:r>
         <w:rPr>
+          <w:rStyle w:val="FunctionTok"/>
+        </w:rPr>
+        <w:t xml:space="preserve">set_example_seed</w:t>
+      </w:r>
+      <w:r>
+        <w:rPr>
+          <w:rStyle w:val="NormalTok"/>
+        </w:rPr>
+        <w:t xml:space="preserve">()</w:t>
+      </w:r>
+      <w:r>
+        <w:br/>
+      </w:r>
+      <w:r>
+        <w:rPr>
           <w:rStyle w:val="NormalTok"/>
         </w:rPr>
         <w:t xml:space="preserve">x </w:t>
@@ -414,7 +429,7 @@
         <w:rPr>
           <w:rStyle w:val="FloatTok"/>
         </w:rPr>
-        <w:t xml:space="preserve">0.05</w:t>
+        <w:t xml:space="preserve">0.03</w:t>
       </w:r>
       <w:r>
         <w:rPr>
@@ -621,7 +636,7 @@
               <a:graphicData uri="http://schemas.openxmlformats.org/drawingml/2006/picture">
                 <pic:pic>
                   <pic:nvPicPr>
-                    <pic:cNvPr descr="C:\Git\dal\tspredit\examples\filter\doc\15-seasonal-adjustment-filter_files/557299ab89e673622f41e4abba79e80ae6a90507.png" id="11" name="Picture"/>
+                    <pic:cNvPr descr="C:\Git\dal\tspredit\examples\filter\doc\15-seasonal-adjustment-filter_files/36f7ca86b2f97fbc8965eb8f55f2c118fefa7cfe.png" id="11" name="Picture"/>
                     <pic:cNvPicPr>
                       <a:picLocks noChangeArrowheads="1" noChangeAspect="1"/>
                     </pic:cNvPicPr>
@@ -821,18 +836,27 @@
       </w:r>
       <w:r>
         <w:rPr>
-          <w:rStyle w:val="CommentTok"/>
-        </w:rPr>
-        <w:t xml:space="preserve"># Compare original vs seasonally adjusted</w:t>
-      </w:r>
-      <w:r>
-        <w:br/>
+          <w:rStyle w:val="NormalTok"/>
+        </w:rPr>
+        <w:t xml:space="preserve">comparison </w:t>
+      </w:r>
+      <w:r>
+        <w:rPr>
+          <w:rStyle w:val="OtherTok"/>
+        </w:rPr>
+        <w:t xml:space="preserve">&lt;-</w:t>
+      </w:r>
+      <w:r>
+        <w:rPr>
+          <w:rStyle w:val="NormalTok"/>
+        </w:rPr>
+        <w:t xml:space="preserve"> </w:t>
       </w:r>
       <w:r>
         <w:rPr>
           <w:rStyle w:val="FunctionTok"/>
         </w:rPr>
-        <w:t xml:space="preserve">plot_ts_pred</w:t>
+        <w:t xml:space="preserve">rbind</w:t>
       </w:r>
       <w:r>
         <w:rPr>
@@ -841,16 +865,193 @@
         <w:t xml:space="preserve">(</w:t>
       </w:r>
       <w:r>
+        <w:br/>
+      </w:r>
+      <w:r>
+        <w:rPr>
+          <w:rStyle w:val="NormalTok"/>
+        </w:rPr>
+        <w:t xml:space="preserve">  </w:t>
+      </w:r>
+      <w:r>
+        <w:rPr>
+          <w:rStyle w:val="FunctionTok"/>
+        </w:rPr>
+        <w:t xml:space="preserve">data.frame</w:t>
+      </w:r>
+      <w:r>
+        <w:rPr>
+          <w:rStyle w:val="NormalTok"/>
+        </w:rPr>
+        <w:t xml:space="preserve">(</w:t>
+      </w:r>
+      <w:r>
         <w:rPr>
           <w:rStyle w:val="AttributeTok"/>
         </w:rPr>
+        <w:t xml:space="preserve">idx =</w:t>
+      </w:r>
+      <w:r>
+        <w:rPr>
+          <w:rStyle w:val="NormalTok"/>
+        </w:rPr>
+        <w:t xml:space="preserve"> x, </w:t>
+      </w:r>
+      <w:r>
+        <w:rPr>
+          <w:rStyle w:val="AttributeTok"/>
+        </w:rPr>
+        <w:t xml:space="preserve">value =</w:t>
+      </w:r>
+      <w:r>
+        <w:rPr>
+          <w:rStyle w:val="NormalTok"/>
+        </w:rPr>
+        <w:t xml:space="preserve"> y, </w:t>
+      </w:r>
+      <w:r>
+        <w:rPr>
+          <w:rStyle w:val="AttributeTok"/>
+        </w:rPr>
+        <w:t xml:space="preserve">series =</w:t>
+      </w:r>
+      <w:r>
+        <w:rPr>
+          <w:rStyle w:val="NormalTok"/>
+        </w:rPr>
+        <w:t xml:space="preserve"> </w:t>
+      </w:r>
+      <w:r>
+        <w:rPr>
+          <w:rStyle w:val="StringTok"/>
+        </w:rPr>
+        <w:t xml:space="preserve">"original"</w:t>
+      </w:r>
+      <w:r>
+        <w:rPr>
+          <w:rStyle w:val="NormalTok"/>
+        </w:rPr>
+        <w:t xml:space="preserve">),</w:t>
+      </w:r>
+      <w:r>
+        <w:br/>
+      </w:r>
+      <w:r>
+        <w:rPr>
+          <w:rStyle w:val="NormalTok"/>
+        </w:rPr>
+        <w:t xml:space="preserve">  </w:t>
+      </w:r>
+      <w:r>
+        <w:rPr>
+          <w:rStyle w:val="FunctionTok"/>
+        </w:rPr>
+        <w:t xml:space="preserve">data.frame</w:t>
+      </w:r>
+      <w:r>
+        <w:rPr>
+          <w:rStyle w:val="NormalTok"/>
+        </w:rPr>
+        <w:t xml:space="preserve">(</w:t>
+      </w:r>
+      <w:r>
+        <w:rPr>
+          <w:rStyle w:val="AttributeTok"/>
+        </w:rPr>
+        <w:t xml:space="preserve">idx =</w:t>
+      </w:r>
+      <w:r>
+        <w:rPr>
+          <w:rStyle w:val="NormalTok"/>
+        </w:rPr>
+        <w:t xml:space="preserve"> x, </w:t>
+      </w:r>
+      <w:r>
+        <w:rPr>
+          <w:rStyle w:val="AttributeTok"/>
+        </w:rPr>
+        <w:t xml:space="preserve">value =</w:t>
+      </w:r>
+      <w:r>
+        <w:rPr>
+          <w:rStyle w:val="NormalTok"/>
+        </w:rPr>
+        <w:t xml:space="preserve"> yhat, </w:t>
+      </w:r>
+      <w:r>
+        <w:rPr>
+          <w:rStyle w:val="AttributeTok"/>
+        </w:rPr>
+        <w:t xml:space="preserve">series =</w:t>
+      </w:r>
+      <w:r>
+        <w:rPr>
+          <w:rStyle w:val="NormalTok"/>
+        </w:rPr>
+        <w:t xml:space="preserve"> </w:t>
+      </w:r>
+      <w:r>
+        <w:rPr>
+          <w:rStyle w:val="StringTok"/>
+        </w:rPr>
+        <w:t xml:space="preserve">"seasonally adjusted"</w:t>
+      </w:r>
+      <w:r>
+        <w:rPr>
+          <w:rStyle w:val="NormalTok"/>
+        </w:rPr>
+        <w:t xml:space="preserve">)</w:t>
+      </w:r>
+      <w:r>
+        <w:br/>
+      </w:r>
+      <w:r>
+        <w:rPr>
+          <w:rStyle w:val="NormalTok"/>
+        </w:rPr>
+        <w:t xml:space="preserve">)</w:t>
+      </w:r>
+      <w:r>
+        <w:br/>
+      </w:r>
+      <w:r>
+        <w:br/>
+      </w:r>
+      <w:r>
+        <w:rPr>
+          <w:rStyle w:val="FunctionTok"/>
+        </w:rPr>
+        <w:t xml:space="preserve">ggplot</w:t>
+      </w:r>
+      <w:r>
+        <w:rPr>
+          <w:rStyle w:val="NormalTok"/>
+        </w:rPr>
+        <w:t xml:space="preserve">(comparison, </w:t>
+      </w:r>
+      <w:r>
+        <w:rPr>
+          <w:rStyle w:val="FunctionTok"/>
+        </w:rPr>
+        <w:t xml:space="preserve">aes</w:t>
+      </w:r>
+      <w:r>
+        <w:rPr>
+          <w:rStyle w:val="NormalTok"/>
+        </w:rPr>
+        <w:t xml:space="preserve">(</w:t>
+      </w:r>
+      <w:r>
+        <w:rPr>
+          <w:rStyle w:val="AttributeTok"/>
+        </w:rPr>
         <w:t xml:space="preserve">x =</w:t>
       </w:r>
       <w:r>
         <w:rPr>
           <w:rStyle w:val="NormalTok"/>
         </w:rPr>
-        <w:t xml:space="preserve"> x, </w:t>
+        <w:t xml:space="preserve"> idx, </w:t>
       </w:r>
       <w:r>
         <w:rPr>
@@ -862,19 +1063,19 @@
         <w:rPr>
           <w:rStyle w:val="NormalTok"/>
         </w:rPr>
-        <w:t xml:space="preserve"> y, </w:t>
+        <w:t xml:space="preserve"> value, </w:t>
       </w:r>
       <w:r>
         <w:rPr>
           <w:rStyle w:val="AttributeTok"/>
         </w:rPr>
-        <w:t xml:space="preserve">yadj =</w:t>
-      </w:r>
-      <w:r>
-        <w:rPr>
-          <w:rStyle w:val="NormalTok"/>
-        </w:rPr>
-        <w:t xml:space="preserve"> yhat) </w:t>
+        <w:t xml:space="preserve">color =</w:t>
+      </w:r>
+      <w:r>
+        <w:rPr>
+          <w:rStyle w:val="NormalTok"/>
+        </w:rPr>
+        <w:t xml:space="preserve"> series)) </w:t>
       </w:r>
       <w:r>
         <w:rPr>
@@ -883,6 +1084,33 @@
         <w:t xml:space="preserve">+</w:t>
       </w:r>
       <w:r>
+        <w:br/>
+      </w:r>
+      <w:r>
+        <w:rPr>
+          <w:rStyle w:val="NormalTok"/>
+        </w:rPr>
+        <w:t xml:space="preserve">  </w:t>
+      </w:r>
+      <w:r>
+        <w:rPr>
+          <w:rStyle w:val="FunctionTok"/>
+        </w:rPr>
+        <w:t xml:space="preserve">geom_line</w:t>
+      </w:r>
+      <w:r>
+        <w:rPr>
+          <w:rStyle w:val="NormalTok"/>
+        </w:rPr>
+        <w:t xml:space="preserve">(</w:t>
+      </w:r>
+      <w:r>
+        <w:rPr>
+          <w:rStyle w:val="AttributeTok"/>
+        </w:rPr>
+        <w:t xml:space="preserve">linewidth =</w:t>
+      </w:r>
+      <w:r>
         <w:rPr>
           <w:rStyle w:val="NormalTok"/>
         </w:rPr>
@@ -890,9 +1118,36 @@
       </w:r>
       <w:r>
         <w:rPr>
+          <w:rStyle w:val="FloatTok"/>
+        </w:rPr>
+        <w:t xml:space="preserve">0.7</w:t>
+      </w:r>
+      <w:r>
+        <w:rPr>
+          <w:rStyle w:val="NormalTok"/>
+        </w:rPr>
+        <w:t xml:space="preserve">) </w:t>
+      </w:r>
+      <w:r>
+        <w:rPr>
+          <w:rStyle w:val="SpecialCharTok"/>
+        </w:rPr>
+        <w:t xml:space="preserve">+</w:t>
+      </w:r>
+      <w:r>
+        <w:br/>
+      </w:r>
+      <w:r>
+        <w:rPr>
+          <w:rStyle w:val="NormalTok"/>
+        </w:rPr>
+        <w:t xml:space="preserve">  </w:t>
+      </w:r>
+      <w:r>
+        <w:rPr>
           <w:rStyle w:val="FunctionTok"/>
         </w:rPr>
-        <w:t xml:space="preserve">theme</w:t>
+        <w:t xml:space="preserve">scale_color_manual</w:t>
       </w:r>
       <w:r>
         <w:rPr>
@@ -904,7 +1159,7 @@
         <w:rPr>
           <w:rStyle w:val="AttributeTok"/>
         </w:rPr>
-        <w:t xml:space="preserve">text =</w:t>
+        <w:t xml:space="preserve">values =</w:t>
       </w:r>
       <w:r>
         <w:rPr>
@@ -916,7 +1171,7 @@
         <w:rPr>
           <w:rStyle w:val="FunctionTok"/>
         </w:rPr>
-        <w:t xml:space="preserve">element_text</w:t>
+        <w:t xml:space="preserve">c</w:t>
       </w:r>
       <w:r>
         <w:rPr>
@@ -926,21 +1181,126 @@
       </w:r>
       <w:r>
         <w:rPr>
+          <w:rStyle w:val="StringTok"/>
+        </w:rPr>
+        <w:t xml:space="preserve">"original"</w:t>
+      </w:r>
+      <w:r>
+        <w:rPr>
+          <w:rStyle w:val="NormalTok"/>
+        </w:rPr>
+        <w:t xml:space="preserve"> </w:t>
+      </w:r>
+      <w:r>
+        <w:rPr>
+          <w:rStyle w:val="OtherTok"/>
+        </w:rPr>
+        <w:t xml:space="preserve">=</w:t>
+      </w:r>
+      <w:r>
+        <w:rPr>
+          <w:rStyle w:val="NormalTok"/>
+        </w:rPr>
+        <w:t xml:space="preserve"> </w:t>
+      </w:r>
+      <w:r>
+        <w:rPr>
+          <w:rStyle w:val="StringTok"/>
+        </w:rPr>
+        <w:t xml:space="preserve">"black"</w:t>
+      </w:r>
+      <w:r>
+        <w:rPr>
+          <w:rStyle w:val="NormalTok"/>
+        </w:rPr>
+        <w:t xml:space="preserve">, </w:t>
+      </w:r>
+      <w:r>
+        <w:rPr>
+          <w:rStyle w:val="StringTok"/>
+        </w:rPr>
+        <w:t xml:space="preserve">"seasonally adjusted"</w:t>
+      </w:r>
+      <w:r>
+        <w:rPr>
+          <w:rStyle w:val="NormalTok"/>
+        </w:rPr>
+        <w:t xml:space="preserve"> </w:t>
+      </w:r>
+      <w:r>
+        <w:rPr>
+          <w:rStyle w:val="OtherTok"/>
+        </w:rPr>
+        <w:t xml:space="preserve">=</w:t>
+      </w:r>
+      <w:r>
+        <w:rPr>
+          <w:rStyle w:val="NormalTok"/>
+        </w:rPr>
+        <w:t xml:space="preserve"> </w:t>
+      </w:r>
+      <w:r>
+        <w:rPr>
+          <w:rStyle w:val="StringTok"/>
+        </w:rPr>
+        <w:t xml:space="preserve">"dodgerblue3"</w:t>
+      </w:r>
+      <w:r>
+        <w:rPr>
+          <w:rStyle w:val="NormalTok"/>
+        </w:rPr>
+        <w:t xml:space="preserve">)) </w:t>
+      </w:r>
+      <w:r>
+        <w:rPr>
+          <w:rStyle w:val="SpecialCharTok"/>
+        </w:rPr>
+        <w:t xml:space="preserve">+</w:t>
+      </w:r>
+      <w:r>
+        <w:br/>
+      </w:r>
+      <w:r>
+        <w:rPr>
+          <w:rStyle w:val="NormalTok"/>
+        </w:rPr>
+        <w:t xml:space="preserve">  </w:t>
+      </w:r>
+      <w:r>
+        <w:rPr>
+          <w:rStyle w:val="FunctionTok"/>
+        </w:rPr>
+        <w:t xml:space="preserve">theme_minimal</w:t>
+      </w:r>
+      <w:r>
+        <w:rPr>
+          <w:rStyle w:val="NormalTok"/>
+        </w:rPr>
+        <w:t xml:space="preserve">(</w:t>
+      </w:r>
+      <w:r>
+        <w:rPr>
           <w:rStyle w:val="AttributeTok"/>
         </w:rPr>
-        <w:t xml:space="preserve">size=</w:t>
+        <w:t xml:space="preserve">base_size =</w:t>
+      </w:r>
+      <w:r>
+        <w:rPr>
+          <w:rStyle w:val="NormalTok"/>
+        </w:rPr>
+        <w:t xml:space="preserve"> </w:t>
       </w:r>
       <w:r>
         <w:rPr>
           <w:rStyle w:val="DecValTok"/>
         </w:rPr>
-        <w:t xml:space="preserve">16</w:t>
-      </w:r>
-      <w:r>
-        <w:rPr>
-          <w:rStyle w:val="NormalTok"/>
-        </w:rPr>
-        <w:t xml:space="preserve">))</w:t>
+        <w:t xml:space="preserve">14</w:t>
+      </w:r>
+      <w:r>
+        <w:rPr>
+          <w:rStyle w:val="NormalTok"/>
+        </w:rPr>
+        <w:t xml:space="preserve">)</w:t>
       </w:r>
     </w:p>
     <w:p>
@@ -957,7 +1317,7 @@
               <a:graphicData uri="http://schemas.openxmlformats.org/drawingml/2006/picture">
                 <pic:pic>
                   <pic:nvPicPr>
-                    <pic:cNvPr descr="C:\Git\dal\tspredit\examples\filter\doc\15-seasonal-adjustment-filter_files/6d569991444938d866776ec362e608f39b15a05c.png" id="14" name="Picture"/>
+                    <pic:cNvPr descr="C:\Git\dal\tspredit\examples\filter\doc\15-seasonal-adjustment-filter_files/94cd8ea2b4e772438a2a43b3ea57471aaa772ac3.png" id="14" name="Picture"/>
                     <pic:cNvPicPr>
                       <a:picLocks noChangeArrowheads="1" noChangeAspect="1"/>
                     </pic:cNvPicPr>

--- a/examples/filter/doc/15-seasonal-adjustment-filter.docx
+++ b/examples/filter/doc/15-seasonal-adjustment-filter.docx
@@ -636,7 +636,7 @@
               <a:graphicData uri="http://schemas.openxmlformats.org/drawingml/2006/picture">
                 <pic:pic>
                   <pic:nvPicPr>
-                    <pic:cNvPr descr="C:\Git\dal\tspredit\examples\filter\doc\15-seasonal-adjustment-filter_files/36f7ca86b2f97fbc8965eb8f55f2c118fefa7cfe.png" id="11" name="Picture"/>
+                    <pic:cNvPr descr="/home/gpca/tspredit/examples/filter/doc/15-seasonal-adjustment-filter_files/85443ae369cf12eb04e8c93cf8543f8482143b16.png" id="11" name="Picture"/>
                     <pic:cNvPicPr>
                       <a:picLocks noChangeArrowheads="1" noChangeAspect="1"/>
                     </pic:cNvPicPr>
@@ -1317,7 +1317,7 @@
               <a:graphicData uri="http://schemas.openxmlformats.org/drawingml/2006/picture">
                 <pic:pic>
                   <pic:nvPicPr>
-                    <pic:cNvPr descr="C:\Git\dal\tspredit\examples\filter\doc\15-seasonal-adjustment-filter_files/94cd8ea2b4e772438a2a43b3ea57471aaa772ac3.png" id="14" name="Picture"/>
+                    <pic:cNvPr descr="/home/gpca/tspredit/examples/filter/doc/15-seasonal-adjustment-filter_files/0d5ffdccc47aa11dca2aec7728f1b50617ea6927.png" id="14" name="Picture"/>
                     <pic:cNvPicPr>
                       <a:picLocks noChangeArrowheads="1" noChangeAspect="1"/>
                     </pic:cNvPicPr>
